--- a/Layouts/SVA List Regulations.docx
+++ b/Layouts/SVA List Regulations.docx
@@ -24,6 +24,9 @@
         <w:gridCol w:w="1295"/>
       </w:tblGrid>
       <w:tr>
+        <w:trPr>
+          <w:tblHeader/>
+        </w:trPr>
         <w:tc>
           <w:tcPr>
             <w:tcW w:w="1024" w:type="dxa"/>
@@ -38,7 +41,15 @@
               <w:rPr>
                 <w:b/>
               </w:rPr>
-              <w:t>Ejendom</w:t>
+              <w:t>E</w:t>
+            </w:r>
+            <w:bookmarkStart w:name="_GoBack" w:id="0"/>
+            <w:bookmarkEnd w:id="0"/>
+            <w:r>
+              <w:rPr>
+                <w:b/>
+              </w:rPr>
+              <w:t>jendom</w:t>
             </w:r>
           </w:p>
         </w:tc>
@@ -258,11 +269,19 @@
                 <w:b/>
               </w:rPr>
             </w:pPr>
+            <w:proofErr w:type="spellStart"/>
             <w:r>
               <w:rPr>
                 <w:b/>
               </w:rPr>
-              <w:t>Reg. Indeks fra</w:t>
+              <w:t>Reg</w:t>
+            </w:r>
+            <w:proofErr w:type="spellEnd"/>
+            <w:r>
+              <w:rPr>
+                <w:b/>
+              </w:rPr>
+              <w:t>. Indeks fra</w:t>
             </w:r>
           </w:p>
         </w:tc>
@@ -276,11 +295,19 @@
                 <w:b/>
               </w:rPr>
             </w:pPr>
+            <w:proofErr w:type="spellStart"/>
             <w:r>
               <w:rPr>
                 <w:b/>
               </w:rPr>
-              <w:t>Reg. Indeks til</w:t>
+              <w:t>Reg</w:t>
+            </w:r>
+            <w:proofErr w:type="spellEnd"/>
+            <w:r>
+              <w:rPr>
+                <w:b/>
+              </w:rPr>
+              <w:t>. Indeks til</w:t>
             </w:r>
           </w:p>
         </w:tc>
@@ -288,9 +315,9 @@
       <w:sdt>
         <w:sdtPr>
           <w:alias w:val="#Nav: /SVA_Occupant"/>
-          <w:tag w:val="#Nav: SVA Occupants regulations/50040"/>
+          <w:tag w:val="#Nav: SVA Occupants regulations/50022"/>
           <w:id w:val="1385376106"/>
-          <w15:dataBinding w:prefixMappings="xmlns:ns0='urn:microsoft-dynamics-nav/reports/SVA Occupants regulations/50040/'" w:xpath="/ns0:NavWordReportXmlPart[1]/ns0:SVA_Occupant" w:storeItemID="{591F9047-76B7-419E-9B8E-FD5952E8CBB4}"/>
+          <w15:dataBinding w:prefixMappings="xmlns:ns0='urn:microsoft-dynamics-nav/reports/SVA Occupants regulations/50022/'" w:xpath="/ns0:NavWordReportXmlPart[1]/ns0:SVA_Occupant" w:storeItemID="{AB89BE89-E3FE-40C4-B81E-B440453860CC}"/>
           <w15:repeatingSection/>
         </w:sdtPr>
         <w:sdtEndPr/>
@@ -309,12 +336,12 @@
                 <w:sdt>
                   <w:sdtPr>
                     <w:alias w:val="#Nav: /SVA_Occupant/PropertyNo"/>
-                    <w:tag w:val="#Nav: SVA Occupants regulations/50040"/>
+                    <w:tag w:val="#Nav: SVA Occupants regulations/50022"/>
                     <w:id w:val="-1528787268"/>
                     <w:placeholder>
                       <w:docPart w:val="194F2019D0BE4EB7BA5EC0A2AF46E27D"/>
                     </w:placeholder>
-                    <w:dataBinding w:prefixMappings="xmlns:ns0='urn:microsoft-dynamics-nav/reports/SVA Occupants regulations/50040/'" w:xpath="/ns0:NavWordReportXmlPart[1]/ns0:SVA_Occupant[1]/ns0:PropertyNo[1]" w:storeItemID="{591F9047-76B7-419E-9B8E-FD5952E8CBB4}"/>
+                    <w:dataBinding w:prefixMappings="xmlns:ns0='urn:microsoft-dynamics-nav/reports/SVA Occupants regulations/50022/'" w:xpath="/ns0:NavWordReportXmlPart[1]/ns0:SVA_Occupant[1]/ns0:PropertyNo[1]" w:storeItemID="{AB89BE89-E3FE-40C4-B81E-B440453860CC}"/>
                     <w:text/>
                   </w:sdtPr>
                   <w:sdtEndPr/>
@@ -324,9 +351,11 @@
                         <w:tcW w:w="1024" w:type="dxa"/>
                       </w:tcPr>
                       <w:p>
+                        <w:proofErr w:type="spellStart"/>
                         <w:r>
                           <w:t>PropertyNo</w:t>
                         </w:r>
+                        <w:proofErr w:type="spellEnd"/>
                       </w:p>
                     </w:tc>
                   </w:sdtContent>
@@ -334,12 +363,12 @@
                 <w:sdt>
                   <w:sdtPr>
                     <w:alias w:val="#Nav: /SVA_Occupant/TenancyNo"/>
-                    <w:tag w:val="#Nav: SVA Occupants regulations/50040"/>
+                    <w:tag w:val="#Nav: SVA Occupants regulations/50022"/>
                     <w:id w:val="274760035"/>
                     <w:placeholder>
                       <w:docPart w:val="194F2019D0BE4EB7BA5EC0A2AF46E27D"/>
                     </w:placeholder>
-                    <w:dataBinding w:prefixMappings="xmlns:ns0='urn:microsoft-dynamics-nav/reports/SVA Occupants regulations/50040/'" w:xpath="/ns0:NavWordReportXmlPart[1]/ns0:SVA_Occupant[1]/ns0:TenancyNo[1]" w:storeItemID="{591F9047-76B7-419E-9B8E-FD5952E8CBB4}"/>
+                    <w:dataBinding w:prefixMappings="xmlns:ns0='urn:microsoft-dynamics-nav/reports/SVA Occupants regulations/50022/'" w:xpath="/ns0:NavWordReportXmlPart[1]/ns0:SVA_Occupant[1]/ns0:TenancyNo[1]" w:storeItemID="{AB89BE89-E3FE-40C4-B81E-B440453860CC}"/>
                     <w:text/>
                   </w:sdtPr>
                   <w:sdtEndPr/>
@@ -349,9 +378,11 @@
                         <w:tcW w:w="1220" w:type="dxa"/>
                       </w:tcPr>
                       <w:p>
+                        <w:proofErr w:type="spellStart"/>
                         <w:r>
                           <w:t>TenancyNo</w:t>
                         </w:r>
+                        <w:proofErr w:type="spellEnd"/>
                       </w:p>
                     </w:tc>
                   </w:sdtContent>
@@ -359,12 +390,12 @@
                 <w:sdt>
                   <w:sdtPr>
                     <w:alias w:val="#Nav: /SVA_Occupant/Occupant"/>
-                    <w:tag w:val="#Nav: SVA Occupants regulations/50040"/>
+                    <w:tag w:val="#Nav: SVA Occupants regulations/50022"/>
                     <w:id w:val="399187597"/>
                     <w:placeholder>
                       <w:docPart w:val="194F2019D0BE4EB7BA5EC0A2AF46E27D"/>
                     </w:placeholder>
-                    <w:dataBinding w:prefixMappings="xmlns:ns0='urn:microsoft-dynamics-nav/reports/SVA Occupants regulations/50040/'" w:xpath="/ns0:NavWordReportXmlPart[1]/ns0:SVA_Occupant[1]/ns0:Occupant[1]" w:storeItemID="{591F9047-76B7-419E-9B8E-FD5952E8CBB4}"/>
+                    <w:dataBinding w:prefixMappings="xmlns:ns0='urn:microsoft-dynamics-nav/reports/SVA Occupants regulations/50022/'" w:xpath="/ns0:NavWordReportXmlPart[1]/ns0:SVA_Occupant[1]/ns0:Occupant[1]" w:storeItemID="{AB89BE89-E3FE-40C4-B81E-B440453860CC}"/>
                     <w:text/>
                   </w:sdtPr>
                   <w:sdtEndPr/>
@@ -374,9 +405,11 @@
                         <w:tcW w:w="1404" w:type="dxa"/>
                       </w:tcPr>
                       <w:p>
+                        <w:proofErr w:type="spellStart"/>
                         <w:r>
                           <w:t>Occupant</w:t>
                         </w:r>
+                        <w:proofErr w:type="spellEnd"/>
                       </w:p>
                     </w:tc>
                   </w:sdtContent>
@@ -384,12 +417,12 @@
                 <w:sdt>
                   <w:sdtPr>
                     <w:alias w:val="#Nav: /SVA_Occupant/Name1"/>
-                    <w:tag w:val="#Nav: SVA Occupants regulations/50040"/>
+                    <w:tag w:val="#Nav: SVA Occupants regulations/50022"/>
                     <w:id w:val="1738969612"/>
                     <w:placeholder>
                       <w:docPart w:val="194F2019D0BE4EB7BA5EC0A2AF46E27D"/>
                     </w:placeholder>
-                    <w:dataBinding w:prefixMappings="xmlns:ns0='urn:microsoft-dynamics-nav/reports/SVA Occupants regulations/50040/'" w:xpath="/ns0:NavWordReportXmlPart[1]/ns0:SVA_Occupant[1]/ns0:Name1[1]" w:storeItemID="{591F9047-76B7-419E-9B8E-FD5952E8CBB4}"/>
+                    <w:dataBinding w:prefixMappings="xmlns:ns0='urn:microsoft-dynamics-nav/reports/SVA Occupants regulations/50022/'" w:xpath="/ns0:NavWordReportXmlPart[1]/ns0:SVA_Occupant[1]/ns0:Name1[1]" w:storeItemID="{AB89BE89-E3FE-40C4-B81E-B440453860CC}"/>
                     <w:text/>
                   </w:sdtPr>
                   <w:sdtEndPr/>
@@ -409,12 +442,12 @@
                 <w:sdt>
                   <w:sdtPr>
                     <w:alias w:val="#Nav: /SVA_Occupant/SVA_Contract_regulations/RegDate"/>
-                    <w:tag w:val="#Nav: SVA Occupants regulations/50040"/>
+                    <w:tag w:val="#Nav: SVA Occupants regulations/50022"/>
                     <w:id w:val="931945025"/>
                     <w:placeholder>
                       <w:docPart w:val="DefaultPlaceholder_-1854013440"/>
                     </w:placeholder>
-                    <w:dataBinding w:prefixMappings="xmlns:ns0='urn:microsoft-dynamics-nav/reports/SVA Occupants regulations/50040/'" w:xpath="/ns0:NavWordReportXmlPart[1]/ns0:SVA_Occupant[1]/ns0:SVA_Contract_regulations[1]/ns0:RegDate[1]" w:storeItemID="{591F9047-76B7-419E-9B8E-FD5952E8CBB4}"/>
+                    <w:dataBinding w:prefixMappings="xmlns:ns0='urn:microsoft-dynamics-nav/reports/SVA Occupants regulations/50022/'" w:xpath="/ns0:NavWordReportXmlPart[1]/ns0:SVA_Occupant[1]/ns0:SVA_Contract_regulations[1]/ns0:RegDate[1]" w:storeItemID="{AB89BE89-E3FE-40C4-B81E-B440453860CC}"/>
                     <w:text/>
                   </w:sdtPr>
                   <w:sdtEndPr/>
@@ -424,9 +457,11 @@
                         <w:tcW w:w="1134" w:type="dxa"/>
                       </w:tcPr>
                       <w:p>
+                        <w:proofErr w:type="spellStart"/>
                         <w:r>
                           <w:t>RegDate</w:t>
                         </w:r>
+                        <w:proofErr w:type="spellEnd"/>
                       </w:p>
                     </w:tc>
                   </w:sdtContent>
@@ -434,12 +469,12 @@
                 <w:sdt>
                   <w:sdtPr>
                     <w:alias w:val="#Nav: /SVA_Occupant/SVA_Contract_regulations/Indeks_Date"/>
-                    <w:tag w:val="#Nav: SVA Occupants regulations/50040"/>
+                    <w:tag w:val="#Nav: SVA Occupants regulations/50022"/>
                     <w:id w:val="-1098714034"/>
                     <w:placeholder>
                       <w:docPart w:val="DefaultPlaceholder_-1854013440"/>
                     </w:placeholder>
-                    <w:dataBinding w:prefixMappings="xmlns:ns0='urn:microsoft-dynamics-nav/reports/SVA Occupants regulations/50040/'" w:xpath="/ns0:NavWordReportXmlPart[1]/ns0:SVA_Occupant[1]/ns0:SVA_Contract_regulations[1]/ns0:Indeks_Date[1]" w:storeItemID="{591F9047-76B7-419E-9B8E-FD5952E8CBB4}"/>
+                    <w:dataBinding w:prefixMappings="xmlns:ns0='urn:microsoft-dynamics-nav/reports/SVA Occupants regulations/50022/'" w:xpath="/ns0:NavWordReportXmlPart[1]/ns0:SVA_Occupant[1]/ns0:SVA_Contract_regulations[1]/ns0:Indeks_Date[1]" w:storeItemID="{AB89BE89-E3FE-40C4-B81E-B440453860CC}"/>
                     <w:text/>
                   </w:sdtPr>
                   <w:sdtEndPr/>
@@ -449,9 +484,11 @@
                         <w:tcW w:w="1332" w:type="dxa"/>
                       </w:tcPr>
                       <w:p>
+                        <w:proofErr w:type="spellStart"/>
                         <w:r>
                           <w:t>Indeks_Date</w:t>
                         </w:r>
+                        <w:proofErr w:type="spellEnd"/>
                       </w:p>
                     </w:tc>
                   </w:sdtContent>
@@ -459,12 +496,12 @@
                 <w:sdt>
                   <w:sdtPr>
                     <w:alias w:val="#Nav: /SVA_Occupant/SVA_Contract_regulations/MaxRegulations"/>
-                    <w:tag w:val="#Nav: SVA Occupants regulations/50040"/>
+                    <w:tag w:val="#Nav: SVA Occupants regulations/50022"/>
                     <w:id w:val="-1270923993"/>
                     <w:placeholder>
                       <w:docPart w:val="DefaultPlaceholder_-1854013440"/>
                     </w:placeholder>
-                    <w:dataBinding w:prefixMappings="xmlns:ns0='urn:microsoft-dynamics-nav/reports/SVA Occupants regulations/50040/'" w:xpath="/ns0:NavWordReportXmlPart[1]/ns0:SVA_Occupant[1]/ns0:SVA_Contract_regulations[1]/ns0:MaxRegulations[1]" w:storeItemID="{591F9047-76B7-419E-9B8E-FD5952E8CBB4}"/>
+                    <w:dataBinding w:prefixMappings="xmlns:ns0='urn:microsoft-dynamics-nav/reports/SVA Occupants regulations/50022/'" w:xpath="/ns0:NavWordReportXmlPart[1]/ns0:SVA_Occupant[1]/ns0:SVA_Contract_regulations[1]/ns0:MaxRegulations[1]" w:storeItemID="{AB89BE89-E3FE-40C4-B81E-B440453860CC}"/>
                     <w:text/>
                   </w:sdtPr>
                   <w:sdtEndPr/>
@@ -474,94 +511,78 @@
                         <w:tcW w:w="1333" w:type="dxa"/>
                       </w:tcPr>
                       <w:p>
+                        <w:proofErr w:type="spellStart"/>
                         <w:r>
                           <w:t>MaxRegulations</w:t>
                         </w:r>
+                        <w:proofErr w:type="spellEnd"/>
                       </w:p>
                     </w:tc>
                   </w:sdtContent>
                 </w:sdt>
                 <w:sdt>
                   <w:sdtPr>
+                    <w:alias w:val="#Nav: /SVA_Occupant/SVA_Contract_regulations/MinRegulation"/>
+                    <w:tag w:val="#Nav: SVA Occupants regulations/50022"/>
                     <w:id w:val="-307011630"/>
                     <w:placeholder>
                       <w:docPart w:val="DefaultPlaceholder_-1854013440"/>
                     </w:placeholder>
-                    <w:dataBinding w:prefixMappings="xmlns:ns0='urn:microsoft-dynamics-nav/reports/SVA Occupants regulations/50040/'" w:xpath="/ns0:NavWordReportXmlPart[1]/ns0:SVA_Occupant[1]/ns0:SVA_Contract_regulations[1]/ns0:MinRegulation[1]" w:storeItemID="{591F9047-76B7-419E-9B8E-FD5952E8CBB4}"/>
+                    <w:dataBinding w:prefixMappings="xmlns:ns0='urn:microsoft-dynamics-nav/reports/SVA Occupants regulations/50022/'" w:xpath="/ns0:NavWordReportXmlPart[1]/ns0:SVA_Occupant[1]/ns0:SVA_Contract_regulations[1]/ns0:MinRegulation[1]" w:storeItemID="{AB89BE89-E3FE-40C4-B81E-B440453860CC}"/>
                     <w:text/>
-                    <w:alias w:val="#Nav: /SVA_Occupant/SVA_Contract_regulations/MinRegulation"/>
-                    <w:tag w:val="#Nav: SVA Occupants regulations/50040"/>
                   </w:sdtPr>
+                  <w:sdtEndPr/>
                   <w:sdtContent>
                     <w:tc>
                       <w:tcPr>
                         <w:tcW w:w="1099" w:type="dxa"/>
                       </w:tcPr>
                       <w:p>
+                        <w:proofErr w:type="spellStart"/>
                         <w:r>
                           <w:t>MinRegulation</w:t>
                         </w:r>
+                        <w:proofErr w:type="spellEnd"/>
                       </w:p>
                     </w:tc>
                   </w:sdtContent>
                 </w:sdt>
                 <w:sdt>
                   <w:sdtPr>
+                    <w:alias w:val="#Nav: /SVA_Occupant/SVA_Contract_regulations/Increase"/>
+                    <w:tag w:val="#Nav: SVA Occupants regulations/50022"/>
                     <w:id w:val="1229883512"/>
                     <w:placeholder>
                       <w:docPart w:val="DefaultPlaceholder_-1854013440"/>
                     </w:placeholder>
-                    <w:dataBinding w:prefixMappings="xmlns:ns0='urn:microsoft-dynamics-nav/reports/SVA Occupants regulations/50040/'" w:xpath="/ns0:NavWordReportXmlPart[1]/ns0:SVA_Occupant[1]/ns0:SVA_Contract_regulations[1]/ns0:Increase[1]" w:storeItemID="{591F9047-76B7-419E-9B8E-FD5952E8CBB4}"/>
+                    <w:dataBinding w:prefixMappings="xmlns:ns0='urn:microsoft-dynamics-nav/reports/SVA Occupants regulations/50022/'" w:xpath="/ns0:NavWordReportXmlPart[1]/ns0:SVA_Occupant[1]/ns0:SVA_Contract_regulations[1]/ns0:Increase[1]" w:storeItemID="{AB89BE89-E3FE-40C4-B81E-B440453860CC}"/>
                     <w:text/>
-                    <w:alias w:val="#Nav: /SVA_Occupant/SVA_Contract_regulations/Increase"/>
-                    <w:tag w:val="#Nav: SVA Occupants regulations/50040"/>
                   </w:sdtPr>
+                  <w:sdtEndPr/>
                   <w:sdtContent>
                     <w:tc>
                       <w:tcPr>
                         <w:tcW w:w="987" w:type="dxa"/>
                       </w:tcPr>
                       <w:p>
+                        <w:proofErr w:type="spellStart"/>
                         <w:r>
                           <w:t>Increase</w:t>
                         </w:r>
+                        <w:proofErr w:type="spellEnd"/>
                       </w:p>
                     </w:tc>
                   </w:sdtContent>
                 </w:sdt>
                 <w:sdt>
                   <w:sdtPr>
+                    <w:alias w:val="#Nav: /SVA_Occupant/SVA_Contract_regulations/Latest_regulation"/>
+                    <w:tag w:val="#Nav: SVA Occupants regulations/50022"/>
                     <w:id w:val="-830753674"/>
                     <w:placeholder>
                       <w:docPart w:val="DefaultPlaceholder_-1854013440"/>
                     </w:placeholder>
-                    <w:dataBinding w:prefixMappings="xmlns:ns0='urn:microsoft-dynamics-nav/reports/SVA Occupants regulations/50040/'" w:xpath="/ns0:NavWordReportXmlPart[1]/ns0:SVA_Occupant[1]/ns0:SVA_Contract_regulations[1]/ns0:Latest_regulation[1]" w:storeItemID="{591F9047-76B7-419E-9B8E-FD5952E8CBB4}"/>
-                    <w:text/>
-                    <w:alias w:val="#Nav: /SVA_Occupant/SVA_Contract_regulations/Latest_regulation"/>
-                    <w:tag w:val="#Nav: SVA Occupants regulations/50040"/>
-                  </w:sdtPr>
-                  <w:sdtContent>
-                    <w:tc>
-                      <w:tcPr>
-                        <w:tcW w:w="1295" w:type="dxa"/>
-                      </w:tcPr>
-                      <w:p>
-                        <w:r>
-                          <w:t>Latest_regulation</w:t>
-                        </w:r>
-                      </w:p>
-                    </w:tc>
-                  </w:sdtContent>
-                </w:sdt>
-                <w:sdt>
-                  <w:sdtPr>
-                    <w:alias w:val="#Nav: /SVA_Occupant/SVA_Contract_regulations/IndeksOld"/>
-                    <w:tag w:val="#Nav: SVA Occupants regulations/50040"/>
-                    <w:id w:val="929161489"/>
-                    <w:placeholder>
-                      <w:docPart w:val="DefaultPlaceholder_-1854013440"/>
-                    </w:placeholder>
-                    <w:dataBinding w:prefixMappings="xmlns:ns0='urn:microsoft-dynamics-nav/reports/SVA Occupants regulations/50040/'" w:xpath="/ns0:NavWordReportXmlPart[1]/ns0:SVA_Occupant[1]/ns0:SVA_Contract_regulations[1]/ns0:IndeksOld[1]" w:storeItemID="{591F9047-76B7-419E-9B8E-FD5952E8CBB4}"/>
+                    <w:dataBinding w:prefixMappings="xmlns:ns0='urn:microsoft-dynamics-nav/reports/SVA Occupants regulations/50022/'" w:xpath="/ns0:NavWordReportXmlPart[1]/ns0:SVA_Occupant[1]/ns0:SVA_Contract_regulations[1]/ns0:Latest_regulation[1]" w:storeItemID="{AB89BE89-E3FE-40C4-B81E-B440453860CC}"/>
                     <w:text/>
                   </w:sdtPr>
                   <w:sdtEndPr/>
@@ -571,22 +592,24 @@
                         <w:tcW w:w="1295" w:type="dxa"/>
                       </w:tcPr>
                       <w:p>
+                        <w:proofErr w:type="spellStart"/>
                         <w:r>
-                          <w:t>IndeksOld</w:t>
+                          <w:t>Latest_regulation</w:t>
                         </w:r>
+                        <w:proofErr w:type="spellEnd"/>
                       </w:p>
                     </w:tc>
                   </w:sdtContent>
                 </w:sdt>
                 <w:sdt>
                   <w:sdtPr>
-                    <w:alias w:val="#Nav: /SVA_Occupant/SVA_Contract_regulations/IndeksNew"/>
-                    <w:tag w:val="#Nav: SVA Occupants regulations/50040"/>
-                    <w:id w:val="-1374383999"/>
+                    <w:alias w:val="#Nav: /SVA_Occupant/SVA_Contract_regulations/IndeksOld"/>
+                    <w:tag w:val="#Nav: SVA Occupants regulations/50022"/>
+                    <w:id w:val="929161489"/>
                     <w:placeholder>
                       <w:docPart w:val="DefaultPlaceholder_-1854013440"/>
                     </w:placeholder>
-                    <w:dataBinding w:prefixMappings="xmlns:ns0='urn:microsoft-dynamics-nav/reports/SVA Occupants regulations/50040/'" w:xpath="/ns0:NavWordReportXmlPart[1]/ns0:SVA_Occupant[1]/ns0:SVA_Contract_regulations[1]/ns0:IndeksNew[1]" w:storeItemID="{591F9047-76B7-419E-9B8E-FD5952E8CBB4}"/>
+                    <w:dataBinding w:prefixMappings="xmlns:ns0='urn:microsoft-dynamics-nav/reports/SVA Occupants regulations/50022/'" w:xpath="/ns0:NavWordReportXmlPart[1]/ns0:SVA_Occupant[1]/ns0:SVA_Contract_regulations[1]/ns0:IndeksOld[1]" w:storeItemID="{AB89BE89-E3FE-40C4-B81E-B440453860CC}"/>
                     <w:text/>
                   </w:sdtPr>
                   <w:sdtEndPr/>
@@ -596,9 +619,38 @@
                         <w:tcW w:w="1295" w:type="dxa"/>
                       </w:tcPr>
                       <w:p>
+                        <w:proofErr w:type="spellStart"/>
+                        <w:r>
+                          <w:t>IndeksOld</w:t>
+                        </w:r>
+                        <w:proofErr w:type="spellEnd"/>
+                      </w:p>
+                    </w:tc>
+                  </w:sdtContent>
+                </w:sdt>
+                <w:sdt>
+                  <w:sdtPr>
+                    <w:alias w:val="#Nav: /SVA_Occupant/SVA_Contract_regulations/IndeksNew"/>
+                    <w:tag w:val="#Nav: SVA Occupants regulations/50022"/>
+                    <w:id w:val="-1374383999"/>
+                    <w:placeholder>
+                      <w:docPart w:val="DefaultPlaceholder_-1854013440"/>
+                    </w:placeholder>
+                    <w:dataBinding w:prefixMappings="xmlns:ns0='urn:microsoft-dynamics-nav/reports/SVA Occupants regulations/50022/'" w:xpath="/ns0:NavWordReportXmlPart[1]/ns0:SVA_Occupant[1]/ns0:SVA_Contract_regulations[1]/ns0:IndeksNew[1]" w:storeItemID="{AB89BE89-E3FE-40C4-B81E-B440453860CC}"/>
+                    <w:text/>
+                  </w:sdtPr>
+                  <w:sdtEndPr/>
+                  <w:sdtContent>
+                    <w:tc>
+                      <w:tcPr>
+                        <w:tcW w:w="1295" w:type="dxa"/>
+                      </w:tcPr>
+                      <w:p>
+                        <w:proofErr w:type="spellStart"/>
                         <w:r>
                           <w:t>IndeksNew</w:t>
                         </w:r>
+                        <w:proofErr w:type="spellEnd"/>
                       </w:p>
                     </w:tc>
                   </w:sdtContent>
@@ -753,7 +805,7 @@
       </w:pPr>
     </w:pPrDefault>
   </w:docDefaults>
-  <w:latentStyles w:defLockedState="0" w:defUIPriority="99" w:defSemiHidden="0" w:defUnhideWhenUsed="0" w:defQFormat="0" w:count="376">
+  <w:latentStyles w:defLockedState="0" w:defUIPriority="99" w:defSemiHidden="0" w:defUnhideWhenUsed="0" w:defQFormat="0" w:count="377">
     <w:lsdException w:name="Normal" w:uiPriority="0" w:qFormat="1"/>
     <w:lsdException w:name="heading 1" w:uiPriority="9" w:qFormat="1"/>
     <w:lsdException w:name="heading 2" w:semiHidden="1" w:uiPriority="9" w:unhideWhenUsed="1" w:qFormat="1"/>
@@ -859,7 +911,6 @@
     <w:lsdException w:name="HTML Sample" w:semiHidden="1" w:unhideWhenUsed="1"/>
     <w:lsdException w:name="HTML Typewriter" w:semiHidden="1" w:unhideWhenUsed="1"/>
     <w:lsdException w:name="HTML Variable" w:semiHidden="1" w:unhideWhenUsed="1"/>
-    <w:lsdException w:name="Normal Table" w:semiHidden="1" w:unhideWhenUsed="1"/>
     <w:lsdException w:name="annotation subject" w:semiHidden="1" w:unhideWhenUsed="1"/>
     <w:lsdException w:name="No List" w:semiHidden="1" w:unhideWhenUsed="1"/>
     <w:lsdException w:name="Outline List 1" w:semiHidden="1" w:unhideWhenUsed="1"/>
@@ -906,10 +957,8 @@
     <w:lsdException w:name="Table Subtle 2" w:semiHidden="1" w:unhideWhenUsed="1"/>
     <w:lsdException w:name="Table Web 1" w:semiHidden="1" w:unhideWhenUsed="1"/>
     <w:lsdException w:name="Table Web 2" w:semiHidden="1" w:unhideWhenUsed="1"/>
-    <w:lsdException w:name="Table Web 3" w:semiHidden="1" w:unhideWhenUsed="1"/>
     <w:lsdException w:name="Balloon Text" w:semiHidden="1" w:unhideWhenUsed="1"/>
     <w:lsdException w:name="Table Grid" w:uiPriority="39"/>
-    <w:lsdException w:name="Table Theme" w:semiHidden="1" w:unhideWhenUsed="1"/>
     <w:lsdException w:name="Placeholder Text" w:semiHidden="1"/>
     <w:lsdException w:name="No Spacing" w:uiPriority="1" w:qFormat="1"/>
     <w:lsdException w:name="Light Shading" w:uiPriority="60"/>
@@ -1130,6 +1179,7 @@
     <w:lsdException w:name="Hashtag" w:semiHidden="1" w:unhideWhenUsed="1"/>
     <w:lsdException w:name="Unresolved Mention" w:semiHidden="1" w:unhideWhenUsed="1"/>
     <w:lsdException w:name="Smart Link" w:semiHidden="1" w:unhideWhenUsed="1"/>
+    <w:lsdException w:name="Smart Link Error" w:semiHidden="1" w:unhideWhenUsed="1"/>
   </w:latentStyles>
   <w:style w:type="paragraph" w:default="1" w:styleId="Normal">
     <w:name w:val="Normal"/>
@@ -1387,6 +1437,7 @@
     <w:rsid w:val="00DD2A79"/>
     <w:rsid w:val="00DD5894"/>
     <w:rsid w:val="00E82C25"/>
+    <w:rsid w:val="00EA1DD9"/>
     <w:rsid w:val="00EA3F6B"/>
     <w:rsid w:val="00EC06CA"/>
     <w:rsid w:val="00FF73F0"/>
@@ -1429,7 +1480,7 @@
       </w:pPr>
     </w:pPrDefault>
   </w:docDefaults>
-  <w:latentStyles w:defLockedState="0" w:defUIPriority="99" w:defSemiHidden="0" w:defUnhideWhenUsed="0" w:defQFormat="0" w:count="376">
+  <w:latentStyles w:defLockedState="0" w:defUIPriority="99" w:defSemiHidden="0" w:defUnhideWhenUsed="0" w:defQFormat="0" w:count="377">
     <w:lsdException w:name="Normal" w:uiPriority="0" w:qFormat="1"/>
     <w:lsdException w:name="heading 1" w:uiPriority="9" w:qFormat="1"/>
     <w:lsdException w:name="heading 2" w:semiHidden="1" w:uiPriority="9" w:unhideWhenUsed="1" w:qFormat="1"/>
@@ -1535,7 +1586,6 @@
     <w:lsdException w:name="HTML Sample" w:semiHidden="1" w:unhideWhenUsed="1"/>
     <w:lsdException w:name="HTML Typewriter" w:semiHidden="1" w:unhideWhenUsed="1"/>
     <w:lsdException w:name="HTML Variable" w:semiHidden="1" w:unhideWhenUsed="1"/>
-    <w:lsdException w:name="Normal Table" w:semiHidden="1" w:unhideWhenUsed="1"/>
     <w:lsdException w:name="annotation subject" w:semiHidden="1" w:unhideWhenUsed="1"/>
     <w:lsdException w:name="No List" w:semiHidden="1" w:unhideWhenUsed="1"/>
     <w:lsdException w:name="Outline List 1" w:semiHidden="1" w:unhideWhenUsed="1"/>
@@ -1582,10 +1632,8 @@
     <w:lsdException w:name="Table Subtle 2" w:semiHidden="1" w:unhideWhenUsed="1"/>
     <w:lsdException w:name="Table Web 1" w:semiHidden="1" w:unhideWhenUsed="1"/>
     <w:lsdException w:name="Table Web 2" w:semiHidden="1" w:unhideWhenUsed="1"/>
-    <w:lsdException w:name="Table Web 3" w:semiHidden="1" w:unhideWhenUsed="1"/>
     <w:lsdException w:name="Balloon Text" w:semiHidden="1" w:unhideWhenUsed="1"/>
     <w:lsdException w:name="Table Grid" w:uiPriority="39"/>
-    <w:lsdException w:name="Table Theme" w:semiHidden="1" w:unhideWhenUsed="1"/>
     <w:lsdException w:name="Placeholder Text" w:semiHidden="1"/>
     <w:lsdException w:name="No Spacing" w:uiPriority="1" w:qFormat="1"/>
     <w:lsdException w:name="Light Shading" w:uiPriority="60"/>
@@ -1806,6 +1854,7 @@
     <w:lsdException w:name="Hashtag" w:semiHidden="1" w:unhideWhenUsed="1"/>
     <w:lsdException w:name="Unresolved Mention" w:semiHidden="1" w:unhideWhenUsed="1"/>
     <w:lsdException w:name="Smart Link" w:semiHidden="1" w:unhideWhenUsed="1"/>
+    <w:lsdException w:name="Smart Link Error" w:semiHidden="1" w:unhideWhenUsed="1"/>
   </w:latentStyles>
   <w:style w:type="paragraph" w:default="1" w:styleId="Normal">
     <w:name w:val="Normal"/>
@@ -2179,9 +2228,11 @@
 
 <file path=customXML/item2.xml>��< ? x m l   v e r s i o n = " 1 . 0 "   e n c o d i n g = " u t f - 1 6 " ? >   
- < N a v W o r d R e p o r t X m l P a r t   x m l n s = " u r n : m i c r o s o f t - d y n a m i c s - n a v / r e p o r t s / S V A   O c c u p a n t s   r e g u l a t i o n s / 5 0 0 4 0 / " > + < N a v W o r d R e p o r t X m l P a r t   x m l n s = " u r n : m i c r o s o f t - d y n a m i c s - n a v / r e p o r t s / S V A   O c c u p a n t s   r e g u l a t i o n s / 5 0 0 2 2 / " >   
      < S V A _ O c c u p a n t > + 
+         < C o m p a n y N a m e > C o m p a n y N a m e < / C o m p a n y N a m e >   
          < N a m e 1 > N a m e 1 < / N a m e 1 >   
